--- a/outputs/reports/reports_docx/João Neves.docx
+++ b/outputs/reports/reports_docx/João Neves.docx
@@ -392,7 +392,7 @@
         <w:pStyle w:val="ListBullet"/>
       </w:pPr>
       <w:r>
-        <w:t>同位置核心表现 | 77.6 | 45% | CM 组内百分位排名加权</w:t>
+        <w:t>同位置核心表现 | 76.6 | 45% | CM 组内百分位排名加权</w:t>
       </w:r>
     </w:p>
     <w:p>
@@ -424,12 +424,12 @@
         <w:pStyle w:val="ListBullet"/>
       </w:pPr>
       <w:r>
-        <w:t>**总分** | **84.3** | — | **潜力评分（0-100）**</w:t>
+        <w:t>**总分** | **83.8** | — | **潜力评分（0-100）**</w:t>
       </w:r>
     </w:p>
     <w:p>
       <w:r>
-        <w:t>排名：第 7 / 186 名（正式评分球员）</w:t>
+        <w:t>排名：第 8 / 186 名（正式评分球员）</w:t>
       </w:r>
     </w:p>
     <w:p>
@@ -569,7 +569,7 @@
     </w:p>
     <w:p>
       <w:r>
-        <w:t>João Neves 是一名 19 岁的 中前卫，潜力评分 84.3 分（优质潜力），在同位置球员中处于 CM 组前列。核心评分 77.6 / 行为风格 100.0。</w:t>
+        <w:t>João Neves 是一名 19 岁的 中前卫，潜力评分 83.8 分（优质潜力），在同位置球员中处于 CM 组前列。核心评分 76.6 / 行为风格 100.0。</w:t>
       </w:r>
     </w:p>
     <w:p>
